--- a/pr1/Звіт.docx
+++ b/pr1/Звіт.docx
@@ -322,7 +322,7 @@
       <w:pPr>
         <w:pStyle w:val="Normal"/>
         <w:spacing w:lineRule="auto" w:line="360"/>
-        <w:ind w:start="3969"/>
+        <w:ind w:start="4535"/>
         <w:rPr>
           <w:rFonts w:ascii="Times New Roman" w:hAnsi="Times New Roman"/>
           <w:b/>
@@ -357,7 +357,7 @@
       <w:pPr>
         <w:pStyle w:val="Normal"/>
         <w:spacing w:lineRule="auto" w:line="360"/>
-        <w:ind w:start="3969"/>
+        <w:ind w:start="4535"/>
         <w:rPr>
           <w:rFonts w:ascii="Times New Roman" w:hAnsi="Times New Roman"/>
           <w:b/>
@@ -495,6 +495,43 @@
           <w:szCs w:val="28"/>
         </w:rPr>
       </w:pPr>
+      <w:hyperlink r:id="rId2">
+        <w:r>
+          <w:rPr>
+            <w:rStyle w:val="Hyperlink"/>
+            <w:rFonts w:ascii="Times New Roman" w:hAnsi="Times New Roman"/>
+            <w:b/>
+            <w:bCs/>
+            <w:sz w:val="28"/>
+            <w:szCs w:val="28"/>
+          </w:rPr>
+          <w:t>dmtrDO/mobile</w:t>
+        </w:r>
+      </w:hyperlink>
+      <w:r>
+        <w:rPr>
+          <w:rFonts w:ascii="Times New Roman" w:hAnsi="Times New Roman"/>
+          <w:b/>
+          <w:bCs/>
+          <w:sz w:val="28"/>
+          <w:szCs w:val="28"/>
+        </w:rPr>
+        <w:t xml:space="preserve"> </w:t>
+      </w:r>
+    </w:p>
+    <w:p>
+      <w:pPr>
+        <w:pStyle w:val="Normal"/>
+        <w:spacing w:lineRule="auto" w:line="360"/>
+        <w:jc w:val="center"/>
+        <w:rPr>
+          <w:rFonts w:ascii="Times New Roman" w:hAnsi="Times New Roman"/>
+          <w:b/>
+          <w:bCs/>
+          <w:sz w:val="28"/>
+          <w:szCs w:val="28"/>
+        </w:rPr>
+      </w:pPr>
       <w:r>
         <w:rPr>
           <w:rFonts w:ascii="Times New Roman" w:hAnsi="Times New Roman"/>
@@ -612,30 +649,125 @@
       <w:pPr>
         <w:pStyle w:val="Normal"/>
         <w:spacing w:lineRule="auto" w:line="360"/>
-        <w:jc w:val="center"/>
-        <w:rPr>
-          <w:rFonts w:ascii="Times New Roman" w:hAnsi="Times New Roman"/>
-          <w:b/>
-          <w:bCs/>
-          <w:sz w:val="28"/>
-          <w:szCs w:val="28"/>
-        </w:rPr>
-      </w:pPr>
-      <w:r>
-        <w:rPr>
-          <w:rFonts w:ascii="Times New Roman" w:hAnsi="Times New Roman"/>
-          <w:b/>
-          <w:bCs/>
-          <w:sz w:val="28"/>
-          <w:szCs w:val="28"/>
-        </w:rPr>
-      </w:r>
-    </w:p>
-    <w:p>
-      <w:pPr>
-        <w:pStyle w:val="Normal"/>
-        <w:spacing w:lineRule="auto" w:line="360"/>
-        <w:jc w:val="center"/>
+        <w:jc w:val="start"/>
+        <w:rPr>
+          <w:rFonts w:ascii="Times New Roman" w:hAnsi="Times New Roman"/>
+          <w:b/>
+          <w:bCs/>
+          <w:sz w:val="28"/>
+          <w:szCs w:val="28"/>
+        </w:rPr>
+      </w:pPr>
+      <w:r>
+        <w:rPr>
+          <w:rFonts w:ascii="Times New Roman" w:hAnsi="Times New Roman"/>
+          <w:b/>
+          <w:bCs/>
+          <w:sz w:val="28"/>
+          <w:szCs w:val="28"/>
+        </w:rPr>
+        <w:tab/>
+        <w:t>ПРАКТИЧНЕ ЗАНЯТТЯ № 1</w:t>
+      </w:r>
+    </w:p>
+    <w:p>
+      <w:pPr>
+        <w:pStyle w:val="Normal"/>
+        <w:spacing w:lineRule="auto" w:line="360"/>
+        <w:jc w:val="start"/>
+        <w:rPr>
+          <w:rFonts w:ascii="Times New Roman" w:hAnsi="Times New Roman"/>
+          <w:b/>
+          <w:bCs/>
+          <w:sz w:val="28"/>
+          <w:szCs w:val="28"/>
+        </w:rPr>
+      </w:pPr>
+      <w:r>
+        <w:rPr>
+          <w:rFonts w:ascii="Times New Roman" w:hAnsi="Times New Roman"/>
+          <w:b/>
+          <w:bCs/>
+          <w:sz w:val="28"/>
+          <w:szCs w:val="28"/>
+        </w:rPr>
+        <w:tab/>
+        <w:t>Тема: Ознайомлення з Android Studio, Kotlin, Jetpack Compose.</w:t>
+      </w:r>
+    </w:p>
+    <w:p>
+      <w:pPr>
+        <w:pStyle w:val="Normal"/>
+        <w:spacing w:lineRule="auto" w:line="360"/>
+        <w:jc w:val="start"/>
+        <w:rPr>
+          <w:rFonts w:ascii="Times New Roman" w:hAnsi="Times New Roman"/>
+          <w:b/>
+          <w:bCs/>
+          <w:sz w:val="28"/>
+          <w:szCs w:val="28"/>
+        </w:rPr>
+      </w:pPr>
+      <w:r>
+        <w:rPr>
+          <w:rFonts w:ascii="Times New Roman" w:hAnsi="Times New Roman"/>
+          <w:b/>
+          <w:bCs/>
+          <w:sz w:val="28"/>
+          <w:szCs w:val="28"/>
+        </w:rPr>
+        <w:t>Створення першого «Hello World» застосунку.</w:t>
+      </w:r>
+    </w:p>
+    <w:p>
+      <w:pPr>
+        <w:pStyle w:val="Normal"/>
+        <w:spacing w:lineRule="auto" w:line="360"/>
+        <w:jc w:val="start"/>
+        <w:rPr>
+          <w:rFonts w:ascii="Times New Roman" w:hAnsi="Times New Roman"/>
+          <w:b/>
+          <w:bCs/>
+          <w:sz w:val="28"/>
+          <w:szCs w:val="28"/>
+        </w:rPr>
+      </w:pPr>
+      <w:r>
+        <w:rPr>
+          <w:rFonts w:ascii="Times New Roman" w:hAnsi="Times New Roman"/>
+          <w:b/>
+          <w:bCs/>
+          <w:sz w:val="28"/>
+          <w:szCs w:val="28"/>
+        </w:rPr>
+        <w:tab/>
+        <w:t>Мета: Ознайомлення студентів із основами розробки мобільних застосунків на платформі Android із використанням мови Kotlin.</w:t>
+      </w:r>
+    </w:p>
+    <w:p>
+      <w:pPr>
+        <w:pStyle w:val="Normal"/>
+        <w:spacing w:lineRule="auto" w:line="360"/>
+        <w:jc w:val="center"/>
+        <w:rPr>
+          <w:rFonts w:ascii="Times New Roman" w:hAnsi="Times New Roman"/>
+          <w:sz w:val="28"/>
+          <w:szCs w:val="28"/>
+        </w:rPr>
+      </w:pPr>
+      <w:r>
+        <w:rPr>
+          <w:rFonts w:ascii="Times New Roman" w:hAnsi="Times New Roman"/>
+          <w:sz w:val="28"/>
+          <w:szCs w:val="28"/>
+        </w:rPr>
+      </w:r>
+    </w:p>
+    <w:p>
+      <w:pPr>
+        <w:pStyle w:val="Normal"/>
+        <w:spacing w:lineRule="auto" w:line="360"/>
+        <w:jc w:val="start"/>
         <w:rPr>
           <w:rFonts w:ascii="Times New Roman" w:hAnsi="Times New Roman"/>
           <w:sz w:val="28"/>
@@ -704,6 +836,13 @@
     <w:name w:val="Hyperlink"/>
     <w:rPr>
       <w:color w:val="000080"/>
+      <w:u w:val="single"/>
+    </w:rPr>
+  </w:style>
+  <w:style w:type="character" w:styleId="FollowedHyperlink">
+    <w:name w:val="FollowedHyperlink"/>
+    <w:rPr>
+      <w:color w:val="800000"/>
       <w:u w:val="single"/>
     </w:rPr>
   </w:style>
